--- a/data/AI_Strategy_Resume.docx
+++ b/data/AI_Strategy_Resume.docx
@@ -35,33 +35,6 @@
           <w:sz w:val="24"/>
         </w:rPr>
         <w:br/>
-      </w:r>
-      <w:r>
-        <w:rPr>
-          <w:sz w:val="20"/>
-        </w:rPr>
-        <w:t>LinkedIn</w:t>
-      </w:r>
-      <w:r>
-        <w:rPr>
-          <w:sz w:val="20"/>
-        </w:rPr>
-        <w:t xml:space="preserve">: </w:t>
-      </w:r>
-      <w:hyperlink r:id="rId8" w:history="1">
-        <w:r>
-          <w:rPr>
-            <w:rStyle w:val="Hyperlink"/>
-            <w:sz w:val="20"/>
-          </w:rPr>
-          <w:t>https://www.linkedin.com/in/shilpa-h-626a4018/</w:t>
-        </w:r>
-      </w:hyperlink>
-      <w:r>
-        <w:rPr>
-          <w:sz w:val="20"/>
-        </w:rPr>
-        <w:t xml:space="preserve"> </w:t>
       </w:r>
     </w:p>
     <w:p>
@@ -554,7 +527,19 @@
         <w:rPr>
           <w:b/>
         </w:rPr>
-        <w:t xml:space="preserve"> 2006)</w:t>
+        <w:t xml:space="preserve"> </w:t>
+      </w:r>
+      <w:r>
+        <w:rPr>
+          <w:b/>
+        </w:rPr>
+        <w:t>(</w:t>
+      </w:r>
+      <w:r>
+        <w:rPr>
+          <w:b/>
+        </w:rPr>
+        <w:t>2006)</w:t>
       </w:r>
       <w:r>
         <w:br/>
